--- a/klagomål/A 11828-2019 FSC-klagomål.docx
+++ b/klagomål/A 11828-2019 FSC-klagomål.docx
@@ -508,7 +508,7 @@
     <w:r>
       <w:tab/>
       <w:tab/>
-      <w:t>2024-02-15</w:t>
+      <w:t>2024-02-16</w:t>
       <w:br/>
       <w:br/>
     </w:r>

--- a/klagomål/A 11828-2019 FSC-klagomål.docx
+++ b/klagomål/A 11828-2019 FSC-klagomål.docx
@@ -508,7 +508,7 @@
     <w:r>
       <w:tab/>
       <w:tab/>
-      <w:t>2024-02-16</w:t>
+      <w:t>2024-02-19</w:t>
       <w:br/>
       <w:br/>
     </w:r>

--- a/klagomål/A 11828-2019 FSC-klagomål.docx
+++ b/klagomål/A 11828-2019 FSC-klagomål.docx
@@ -508,7 +508,7 @@
     <w:r>
       <w:tab/>
       <w:tab/>
-      <w:t>2024-02-19</w:t>
+      <w:t>2024-02-21</w:t>
       <w:br/>
       <w:br/>
     </w:r>

--- a/klagomål/A 11828-2019 FSC-klagomål.docx
+++ b/klagomål/A 11828-2019 FSC-klagomål.docx
@@ -508,7 +508,7 @@
     <w:r>
       <w:tab/>
       <w:tab/>
-      <w:t>2024-02-21</w:t>
+      <w:t>2024-02-22</w:t>
       <w:br/>
       <w:br/>
     </w:r>

--- a/klagomål/A 11828-2019 FSC-klagomål.docx
+++ b/klagomål/A 11828-2019 FSC-klagomål.docx
@@ -508,7 +508,7 @@
     <w:r>
       <w:tab/>
       <w:tab/>
-      <w:t>2024-02-22</w:t>
+      <w:t>2024-02-23</w:t>
       <w:br/>
       <w:br/>
     </w:r>

--- a/klagomål/A 11828-2019 FSC-klagomål.docx
+++ b/klagomål/A 11828-2019 FSC-klagomål.docx
@@ -17,7 +17,7 @@
     </w:p>
     <w:p>
       <w:r>
-        <w:t>Nedan presenteras fynd av naturvårdsarter och fridlysta arter som gjorts i det avverkningsanmälda området, samt relevanta utdrag ur standarderna för FSC, Chain of Custody, Controlled Wood och PEFC.</w:t>
+        <w:t>Nedan presenteras fynd av naturvårdsarter och fridlysta arter som gjorts i det avverkningsanmälda området, samt relevanta utdrag ur standarderna för FSC, Chain of Custody, Controlled Wood och PEFC. I BILAGA 1 finns artfakta om fridlysta arter.</w:t>
       </w:r>
     </w:p>
     <w:p>
@@ -101,6 +101,22 @@
     <w:p>
       <w:r>
         <w:t>Följande fridlysta arter har sina livsmiljöer och växtplatser i den avverkningsanmälda skogen: grön sköldmossa (S, §8) och blåsippa (§9).</w:t>
+      </w:r>
+    </w:p>
+    <w:p>
+      <w:r>
+        <w:rPr>
+          <w:b/>
+        </w:rPr>
+        <w:t>Grön sköldmossa (§8)</w:t>
+      </w:r>
+      <w:r>
+        <w:t xml:space="preserve"> omfattas av EU:s art- och habitatdirektiv bilaga 2 vilket innebär att det är en prioriterad art och att det finns ett uttalat intresse inom Europeiska unionen att bevara arten. Grön sköldmossa kräver skog som har ett speciellt mikroklimat med hög och jämn luftfuktighet i kombination med rik tillgång på död ved (Nitare, 2019). I praktiken handlar det om åtminstone 50 meter med skyddande skog för att undvika uttorkning av marken (Hallingbäck, personligt meddelande 2022-02-24). Grön sköldmossa är en ansvarsart för Sverige då en särskilt stor andel av Europas population finns i landet. Mark- och miljööverdomstolen (MÖD) har i mål nr M 2019-20 (18 februari 2019) slagit fast att grön sköldmossa (§8) är dispenspliktig och att exemplar av arten inte får skadas utan dispens (MÖD, mål nr M 2019-20).</w:t>
+      </w:r>
+    </w:p>
+    <w:p>
+      <w:r>
+        <w:t>I BILAGA 1 finns mer detaljerad information om ekologi samt krav på livsmiljö hos fridlysta arter.</w:t>
       </w:r>
     </w:p>
     <w:p>
@@ -380,6 +396,198 @@
         <w:t>I den avverkningsanmälda skogen har fridlysta arter sina livsmiljöer och växtplatser. Att skada de fridlysta arternas livsmiljöer, växtplatser eller ekologiska funktion är inte tillåtet enligt artskyddsförordningen</w:t>
       </w:r>
     </w:p>
+    <w:p>
+      <w:r>
+        <w:br w:type="page"/>
+      </w:r>
+    </w:p>
+    <w:p>
+      <w:pPr>
+        <w:pStyle w:val="Title"/>
+      </w:pPr>
+      <w:r>
+        <w:t>BILAGA 1 - Fridlysta arter</w:t>
+      </w:r>
+    </w:p>
+    <w:p>
+      <w:pPr>
+        <w:pStyle w:val="Heading1"/>
+      </w:pPr>
+      <w:r>
+        <w:t>Grön sköldmossa - ekologi samt krav på livsmiljön</w:t>
+      </w:r>
+    </w:p>
+    <w:p>
+      <w:r>
+        <w:t>Grön sköldmossa, fridlyst enligt 8§ artskyddsförordningen, växer på stubbar och lågor av olika trädslag, huvudsakligen i sena nedbrytningsstadier och på och mellan grova rötter av levande och döda träd. Den förekommer i Sverige främst i näringsrika granskogar med stort inslag av löv, arten är kortlivad och antalet kapslar varierar kraftigt mellan olika år (SLU Artdatabanken, 2021). Grön sköldmossa kräver skog som har ett speciellt mikroklimat med hög och jämn luftfuktighet i kombination med rik tillgång på död ved (Nitare, 2019). I praktiken handlar det om åtminstone 50 meter med skyddande skog för att undvika uttorkning av marken (Hallingbäck, personligt meddelande 2022-02-24).</w:t>
+      </w:r>
+    </w:p>
+    <w:p>
+      <w:r>
+        <w:t>Arten har sin huvudutbredning i sydöstra Sverige (SLU Artdatabanken, 2021). Allvarligaste hoten mot arten är skogsavverkning och brist på död ved. Brist på naturligt döda träd i dagens produktionsskogar gör att arten blir allt sällsyntare (Hallingbäck, 2016).  Död ved i större mängd bör lämnas och träd tillåtas åldras och dö för att skapa kontinuerlig tillgång på livsmiljöer. Träd och livsmiljö bör skyddas genom att lämna trädgrupper, ytor eller zoner (SLU Artdatabanken, 2021).</w:t>
+      </w:r>
+    </w:p>
+    <w:p>
+      <w:r>
+        <w:t>Grön sköldmossa är upptagen i EU:s Habitatdirektiv bilaga 2 vilket innebär att det är en prioriterad art och att det finns ett uttalat intresse inom Europeiska unionen att bevara arten. Grön sköldmossa är en ansvarsart för Sverige då en särskilt stor andel av Europas population finns i landet. Förutom i östra Sverige har arten inga större sammanhängande utbredningar med gynnsam bevarandestatus söderut i Europa förrän i Montenegro. Det finns enbart liten förekomst med gynnsam regional bevarandestatus i södra Frankrike och södra Polen. Grön sköldmossa är typisk art för 9010 Taiga och 9750 Svämlövskog (Natura 2000) och omfattas även av Bernkonventionen bilaga 1.</w:t>
+      </w:r>
+    </w:p>
+    <w:p>
+      <w:r>
+        <w:t>Fridlysningen enligt §§ 8 och 15 Artskyddsförordningen innebär att det är förbjudet att på något sätt skada exemplar av arten. Artskyddsförordning (2007:845):</w:t>
+      </w:r>
+    </w:p>
+    <w:p>
+      <w:pPr>
+        <w:pStyle w:val="ListBullet"/>
+      </w:pPr>
+      <w:r>
+        <w:t>8 § I fråga om sådana vilt levande kärlväxter, mossor, lavar, svampar och alger som anges i bilaga 2 till denna förordning är det förbjudet att i den omfattning som framgår av bilagan 1. plocka, gräva upp eller på annat sätt ta bort eller skada exemplar av växterna, och 2. ta bort eller skada frön eller andra delar.</w:t>
+      </w:r>
+    </w:p>
+    <w:p>
+      <w:pPr>
+        <w:pStyle w:val="ListBullet"/>
+      </w:pPr>
+      <w:r>
+        <w:t>15 § Länsstyrelsen får i det enskilda fallet ge dispens från förbuden i 6, 8 och 9 §§ som avser länet eller del av länet, om det inte finns någon annan lämplig lösning och dispensen inte försvårar upprätthållandet av en gynnsam bevarandestatus hos artens bestånd i dess naturliga utbredningsområde.</w:t>
+      </w:r>
+    </w:p>
+    <w:p>
+      <w:r>
+        <w:t>Grön sköldmossa är även listad som B i Artskyddsförordningen vilket innebär att den är en art av unionsintresse:</w:t>
+      </w:r>
+    </w:p>
+    <w:p>
+      <w:pPr>
+        <w:pStyle w:val="ListBullet"/>
+      </w:pPr>
+      <w:r>
+        <w:t>B: Arten har enligt fågeldirektivet eller art- och habitatdirektivet ett sådant unionsintresse att särskilda skyddsområden (fågeldirektivet) eller bevarandeområden (art- och habitatdirektivet) behöver utses. Arten finns upptagen i bilaga 1 till fågeldirektivet eller bilaga 2 till art- och habitatdirektivet.</w:t>
+      </w:r>
+    </w:p>
+    <w:p>
+      <w:r>
+        <w:t>Mark- och miljööverdomstolen (MÖD) har i mål nr M 2019-20 (18 februari 2019) slagit fast att grön sköldmossa (§8) är dispenspliktig och att exemplar av arten inte får skadas utan dispens (MÖD, mål nr M 2019-20).</w:t>
+      </w:r>
+    </w:p>
+    <w:p>
+      <w:pPr>
+        <w:pStyle w:val="Heading2"/>
+      </w:pPr>
+      <w:r>
+        <w:t>Referenser – grön sköldmossa</w:t>
+      </w:r>
+    </w:p>
+    <w:p>
+      <w:r>
+        <w:t xml:space="preserve">Hallingbäck T., 2016. </w:t>
+      </w:r>
+      <w:r>
+        <w:rPr>
+          <w:i/>
+        </w:rPr>
+        <w:t xml:space="preserve">Mossor en fältguide. </w:t>
+      </w:r>
+      <w:r>
+        <w:t>Naturcentrum.</w:t>
+      </w:r>
+    </w:p>
+    <w:p>
+      <w:r>
+        <w:t xml:space="preserve">Hallingbäck T., 2022. </w:t>
+      </w:r>
+      <w:r>
+        <w:rPr>
+          <w:i/>
+        </w:rPr>
+        <w:t xml:space="preserve">Personligt meddelande 2022-02-24. </w:t>
+      </w:r>
+      <w:r>
+        <w:t>SLU Artdatabanken. Se nedan.</w:t>
+      </w:r>
+    </w:p>
+    <w:p>
+      <w:r>
+        <w:t xml:space="preserve">Mark- och miljööverdomstolen. </w:t>
+      </w:r>
+      <w:r>
+        <w:rPr>
+          <w:i/>
+        </w:rPr>
+        <w:t xml:space="preserve">Dom 18 februari 2019 i mål nr M 2019-20 </w:t>
+      </w:r>
+      <w:r>
+        <w:t>(MÖD, mål nr M 2019-20)</w:t>
+      </w:r>
+    </w:p>
+    <w:p>
+      <w:r>
+        <w:t xml:space="preserve">Nitare, J., 2019. </w:t>
+      </w:r>
+      <w:r>
+        <w:rPr>
+          <w:i/>
+        </w:rPr>
+        <w:t xml:space="preserve">Skyddsvärd skog - Naturvårdsarter och andra kriterier för naturvärdesbedömning. </w:t>
+      </w:r>
+      <w:r>
+        <w:t>Skogsstyrelsen.</w:t>
+      </w:r>
+    </w:p>
+    <w:p>
+      <w:r>
+        <w:t xml:space="preserve">SLU Artdatabanken, 2021. </w:t>
+      </w:r>
+      <w:r>
+        <w:rPr>
+          <w:i/>
+        </w:rPr>
+        <w:t xml:space="preserve">Artfaktablad. Naturvård – artfakta. </w:t>
+      </w:r>
+      <w:r>
+        <w:t>SLU Artdatabanken, Uppsala</w:t>
+      </w:r>
+    </w:p>
+    <w:p>
+      <w:pPr>
+        <w:pStyle w:val="Heading3"/>
+      </w:pPr>
+      <w:r>
+        <w:t>Hallingbäck, personligt meddelande 2022-02-24</w:t>
+      </w:r>
+    </w:p>
+    <w:p>
+      <w:pPr>
+        <w:jc w:val="left"/>
+      </w:pPr>
+      <w:r>
+        <w:t>Från: Tomas Hallingbäck &lt;Tomas.Hallingback@slu.se&gt;</w:t>
+        <w:br/>
+        <w:t>Date: tors 24 feb. 2022 kl 17:49</w:t>
+        <w:br/>
+        <w:t>Subject: Re: Grön sköldmossa</w:t>
+        <w:br/>
+        <w:t>To: Magnus Kasselstrand &lt;magnus.kasselstrand@gmail.com&gt;</w:t>
+      </w:r>
+    </w:p>
+    <w:p>
+      <w:r>
+        <w:t>Hej Magnus,</w:t>
+      </w:r>
+    </w:p>
+    <w:p>
+      <w:r>
+        <w:t>Tyvärr finns inga studier på just detta, men uttorkning av underlaget är en starkt negativ faktor för grön sköldmossa, och jag brukar hänvisa till lokalklimatiska studier som visar att skyddskappan för att förhindra uttorkning av marken ligger på minst tre trädlängder skog (för plan mark), kortare för kuperad terräng, och detta blir i praktiken åtminstone 50 meter.</w:t>
+      </w:r>
+    </w:p>
+    <w:p>
+      <w:r>
+        <w:t>MVH</w:t>
+        <w:br/>
+        <w:t>Tomas Hallingbäck</w:t>
+      </w:r>
+    </w:p>
     <w:sectPr>
       <w:headerReference w:type="even" r:id="rId8"/>
       <w:headerReference w:type="default" r:id="rId9"/>
@@ -508,7 +716,7 @@
     <w:r>
       <w:tab/>
       <w:tab/>
-      <w:t>2024-02-23</w:t>
+      <w:t>2024-02-24</w:t>
       <w:br/>
       <w:br/>
     </w:r>

--- a/klagomål/A 11828-2019 FSC-klagomål.docx
+++ b/klagomål/A 11828-2019 FSC-klagomål.docx
@@ -716,7 +716,7 @@
     <w:r>
       <w:tab/>
       <w:tab/>
-      <w:t>2024-02-24</w:t>
+      <w:t>2024-02-25</w:t>
       <w:br/>
       <w:br/>
     </w:r>

--- a/klagomål/A 11828-2019 FSC-klagomål.docx
+++ b/klagomål/A 11828-2019 FSC-klagomål.docx
@@ -7,7 +7,7 @@
         <w:pStyle w:val="Title"/>
       </w:pPr>
       <w:r>
-        <w:t>FSC- /PEFC-klagomål - information om höga naturvärden och fridlysta arter i avverkningsanmälan A 11828-2019 i Norrtälje kommun</w:t>
+        <w:t>Inledande FSC- /PEFC-klagomål - information om höga naturvärden och fridlysta arter i avverkningsanmälan A 11828-2019 i Norrtälje kommun</w:t>
       </w:r>
     </w:p>
     <w:p>
@@ -40,7 +40,7 @@
     </w:p>
     <w:p>
       <w:r>
-        <w:t>De påträffade naturvårdsarterna är ett tydligt kvitto på att detta rör sig om en skog med mycket höga naturvärden. I Figur 1 visas en karta över det avverkningsanmälda området, där samtliga fyndplatser för naturvårdsarter som finns registrerade på Artportalen har markerats.</w:t>
+        <w:t>De påträffade naturvårdsarterna är ett tydligt kvitto på att detta rör sig om en skog med höga naturvärden. I Figur 1 visas en karta över det avverkningsanmälda området, där samtliga fyndplatser för naturvårdsarter som finns registrerade på Artportalen har markerats.</w:t>
       </w:r>
     </w:p>
     <w:p>
@@ -716,7 +716,7 @@
     <w:r>
       <w:tab/>
       <w:tab/>
-      <w:t>2024-02-25</w:t>
+      <w:t>2024-02-26</w:t>
       <w:br/>
       <w:br/>
     </w:r>

--- a/klagomål/A 11828-2019 FSC-klagomål.docx
+++ b/klagomål/A 11828-2019 FSC-klagomål.docx
@@ -716,7 +716,7 @@
     <w:r>
       <w:tab/>
       <w:tab/>
-      <w:t>2024-02-26</w:t>
+      <w:t>2024-02-27</w:t>
       <w:br/>
       <w:br/>
     </w:r>

--- a/klagomål/A 11828-2019 FSC-klagomål.docx
+++ b/klagomål/A 11828-2019 FSC-klagomål.docx
@@ -716,7 +716,7 @@
     <w:r>
       <w:tab/>
       <w:tab/>
-      <w:t>2024-02-27</w:t>
+      <w:t>2024-02-28</w:t>
       <w:br/>
       <w:br/>
     </w:r>

--- a/klagomål/A 11828-2019 FSC-klagomål.docx
+++ b/klagomål/A 11828-2019 FSC-klagomål.docx
@@ -716,7 +716,7 @@
     <w:r>
       <w:tab/>
       <w:tab/>
-      <w:t>2024-02-28</w:t>
+      <w:t>2024-02-29</w:t>
       <w:br/>
       <w:br/>
     </w:r>

--- a/klagomål/A 11828-2019 FSC-klagomål.docx
+++ b/klagomål/A 11828-2019 FSC-klagomål.docx
@@ -716,7 +716,7 @@
     <w:r>
       <w:tab/>
       <w:tab/>
-      <w:t>2024-02-29</w:t>
+      <w:t>2024-03-01</w:t>
       <w:br/>
       <w:br/>
     </w:r>

--- a/klagomål/A 11828-2019 FSC-klagomål.docx
+++ b/klagomål/A 11828-2019 FSC-klagomål.docx
@@ -716,7 +716,7 @@
     <w:r>
       <w:tab/>
       <w:tab/>
-      <w:t>2024-03-01</w:t>
+      <w:t>2024-03-02</w:t>
       <w:br/>
       <w:br/>
     </w:r>

--- a/klagomål/A 11828-2019 FSC-klagomål.docx
+++ b/klagomål/A 11828-2019 FSC-klagomål.docx
@@ -2,6 +2,162 @@
 <file path=word/document.xml><?xml version="1.0" encoding="utf-8"?>
 <w:document xmlns:wpc="http://schemas.microsoft.com/office/word/2010/wordprocessingCanvas" xmlns:cx="http://schemas.microsoft.com/office/drawing/2014/chartex" xmlns:cx1="http://schemas.microsoft.com/office/drawing/2015/9/8/chartex" xmlns:cx2="http://schemas.microsoft.com/office/drawing/2015/10/21/chartex" xmlns:cx3="http://schemas.microsoft.com/office/drawing/2016/5/9/chartex" xmlns:cx4="http://schemas.microsoft.com/office/drawing/2016/5/10/chartex" xmlns:cx5="http://schemas.microsoft.com/office/drawing/2016/5/11/chartex" xmlns:cx6="http://schemas.microsoft.com/office/drawing/2016/5/12/chartex" xmlns:cx7="http://schemas.microsoft.com/office/drawing/2016/5/13/chartex" xmlns:cx8="http://schemas.microsoft.com/office/drawing/2016/5/14/chartex" xmlns:mc="http://schemas.openxmlformats.org/markup-compatibility/2006" xmlns:aink="http://schemas.microsoft.com/office/drawing/2016/ink" xmlns:am3d="http://schemas.microsoft.com/office/drawing/2017/model3d" xmlns:o="urn:schemas-microsoft-com:office:office" xmlns:oel="http://schemas.microsoft.com/office/2019/extlst" xmlns:r="http://schemas.openxmlformats.org/officeDocument/2006/relationships" xmlns:m="http://schemas.openxmlformats.org/officeDocument/2006/math" xmlns:v="urn:schemas-microsoft-com:vml" xmlns:wp14="http://schemas.microsoft.com/office/word/2010/wordprocessingDrawing" xmlns:wp="http://schemas.openxmlformats.org/drawingml/2006/wordprocessingDrawing" xmlns:w10="urn:schemas-microsoft-com:office:word" xmlns:w="http://schemas.openxmlformats.org/wordprocessingml/2006/main" xmlns:w14="http://schemas.microsoft.com/office/word/2010/wordml" xmlns:w15="http://schemas.microsoft.com/office/word/2012/wordml" xmlns:w16cex="http://schemas.microsoft.com/office/word/2018/wordml/cex" xmlns:w16cid="http://schemas.microsoft.com/office/word/2016/wordml/cid" xmlns:w16="http://schemas.microsoft.com/office/word/2018/wordml" xmlns:w16sdtdh="http://schemas.microsoft.com/office/word/2020/wordml/sdtdatahash" xmlns:w16se="http://schemas.microsoft.com/office/word/2015/wordml/symex" xmlns:wpg="http://schemas.microsoft.com/office/word/2010/wordprocessingGroup" xmlns:wpi="http://schemas.microsoft.com/office/word/2010/wordprocessingInk" xmlns:wne="http://schemas.microsoft.com/office/word/2006/wordml" xmlns:wps="http://schemas.microsoft.com/office/word/2010/wordprocessingShape" mc:Ignorable="w14 w15 w16se w16cid w16 w16cex w16sdtdh wp14">
   <w:body>
+    <w:p>
+      <w:r>
+        <w:rPr>
+          <w:highlight w:val="yellow"/>
+        </w:rPr>
+        <w:t>OBS! Ta bort denna text och instruktionerna nedan innan dokumentet skickas in.</w:t>
+      </w:r>
+    </w:p>
+    <w:p>
+      <w:r>
+        <w:rPr>
+          <w:u w:val="single"/>
+        </w:rPr>
+        <w:t>Saker att tänka på innan du skickar in synpunkter, förfrågningar och klagomål gällande FSC regelverket:</w:t>
+      </w:r>
+    </w:p>
+    <w:p>
+      <w:pPr>
+        <w:pStyle w:val="ListBullet"/>
+      </w:pPr>
+      <w:r>
+        <w:rPr>
+          <w:b/>
+        </w:rPr>
+        <w:t>Mycket viktig att beställa hem</w:t>
+      </w:r>
+      <w:r>
+        <w:rPr>
+          <w:b/>
+          <w:vertAlign w:val="superscript"/>
+        </w:rPr>
+        <w:t>1</w:t>
+      </w:r>
+      <w:r>
+        <w:rPr>
+          <w:b/>
+        </w:rPr>
+        <w:t xml:space="preserve"> och granska avverkningsanmälan från Skogsstyrelsen innan du skickar iväg något.</w:t>
+      </w:r>
+    </w:p>
+    <w:p>
+      <w:pPr>
+        <w:pStyle w:val="ListBullet"/>
+      </w:pPr>
+      <w:r>
+        <w:rPr>
+          <w:b/>
+        </w:rPr>
+        <w:t xml:space="preserve">Den svenska FSC standardens krav (exempelvis indikator 6.4.3) kan endast användas om markägaren är FSC certifierad. </w:t>
+      </w:r>
+      <w:r>
+        <w:t>Du måste därför ta reda på om markägaren är FSC certifierad innan du skickar in ett sådant klagomål</w:t>
+      </w:r>
+      <w:r>
+        <w:rPr>
+          <w:vertAlign w:val="superscript"/>
+        </w:rPr>
+        <w:t>2</w:t>
+      </w:r>
+      <w:r>
+        <w:t>.</w:t>
+      </w:r>
+    </w:p>
+    <w:p>
+      <w:pPr>
+        <w:pStyle w:val="ListBullet"/>
+      </w:pPr>
+      <w:r>
+        <w:rPr>
+          <w:b/>
+        </w:rPr>
+        <w:t>För att skicka klagomål gällande bristfällig hänsyn till rödlistade arter (indikator 6.4.3) måste man först granska om det finns någon hänsyn planerad till arterna i avverkningsanmälan.</w:t>
+      </w:r>
+    </w:p>
+    <w:p>
+      <w:pPr>
+        <w:pStyle w:val="ListBullet"/>
+      </w:pPr>
+      <w:r>
+        <w:t xml:space="preserve">Om du inte har granskat om hänsyn planeras till arterna i avverkningsanmälan kan du möjligen skicka in dokumentet som en synpunkt eller förfrågan. </w:t>
+      </w:r>
+      <w:r>
+        <w:rPr>
+          <w:b/>
+        </w:rPr>
+        <w:t>Om du skickar in som förfrågan kan du till skillnad från en synpunkt förvänta dig ett svar.</w:t>
+      </w:r>
+    </w:p>
+    <w:p>
+      <w:pPr>
+        <w:pStyle w:val="ListBullet"/>
+      </w:pPr>
+      <w:r>
+        <w:t>Klagomål mot FSC skogsbruksstandarden ska i ett första skede framföras till certifikatsinnehavaren, tex ett skogsbolag. Många (främst mindre) skogsägare är medlemmar i gruppcertifikat</w:t>
+      </w:r>
+      <w:r>
+        <w:rPr>
+          <w:vertAlign w:val="superscript"/>
+        </w:rPr>
+        <w:t>3</w:t>
+      </w:r>
+      <w:r>
+        <w:t xml:space="preserve"> och då ska klagomålet framföras till gruppcertifikatet.</w:t>
+      </w:r>
+    </w:p>
+    <w:p>
+      <w:pPr>
+        <w:pStyle w:val="ListBullet"/>
+      </w:pPr>
+      <w:r>
+        <w:t>Om ett ombud (tex Norra skog eller Mellanskog) avverkningsanmäler en skog med naturvärden motsvarande nyckelbiotops kvalité men markägaren inte är FSC certifierad, bör du skicka in ett FSC kontrollerat virke klagomål. Då ska klagomålet skickas till ombudsföretaget.</w:t>
+      </w:r>
+    </w:p>
+    <w:p>
+      <w:pPr>
+        <w:jc w:val="left"/>
+      </w:pPr>
+      <w:r>
+        <w:rPr>
+          <w:vertAlign w:val="superscript"/>
+        </w:rPr>
+        <w:t>1</w:t>
+      </w:r>
+      <w:r>
+        <w:t xml:space="preserve"> Maila till skogsstyrelsen@skogsstyrelsen.se</w:t>
+        <w:br/>
+      </w:r>
+      <w:r>
+        <w:rPr>
+          <w:vertAlign w:val="superscript"/>
+        </w:rPr>
+        <w:t>2</w:t>
+      </w:r>
+      <w:r>
+        <w:t xml:space="preserve"> Hör av dig till FSC kansliet eller isak.lodin@wwf.se om du vill ha hjälp.</w:t>
+        <w:br/>
+      </w:r>
+      <w:r>
+        <w:rPr>
+          <w:vertAlign w:val="superscript"/>
+        </w:rPr>
+        <w:t>3</w:t>
+      </w:r>
+      <w:r>
+        <w:t xml:space="preserve"> https://se.fsc.org/se-sv/hitta/grupper-for-skogsbrukscertifiering</w:t>
+      </w:r>
+    </w:p>
+    <w:p>
+      <w:r>
+        <w:rPr>
+          <w:highlight w:val="yellow"/>
+        </w:rPr>
+        <w:t>OBS! Ta bort denna text och instruktionerna ovan innan dokumentet skickas in.</w:t>
+        <w:br w:type="page"/>
+      </w:r>
+    </w:p>
     <w:p>
       <w:pPr>
         <w:pStyle w:val="Title"/>
@@ -716,7 +872,7 @@
     <w:r>
       <w:tab/>
       <w:tab/>
-      <w:t>2024-03-02</w:t>
+      <w:t>2024-03-03</w:t>
       <w:br/>
       <w:br/>
     </w:r>

--- a/klagomål/A 11828-2019 FSC-klagomål.docx
+++ b/klagomål/A 11828-2019 FSC-klagomål.docx
@@ -872,7 +872,7 @@
     <w:r>
       <w:tab/>
       <w:tab/>
-      <w:t>2024-03-03</w:t>
+      <w:t>2024-03-04</w:t>
       <w:br/>
       <w:br/>
     </w:r>

--- a/klagomål/A 11828-2019 FSC-klagomål.docx
+++ b/klagomål/A 11828-2019 FSC-klagomål.docx
@@ -872,7 +872,7 @@
     <w:r>
       <w:tab/>
       <w:tab/>
-      <w:t>2024-03-04</w:t>
+      <w:t>2024-03-05</w:t>
       <w:br/>
       <w:br/>
     </w:r>

--- a/klagomål/A 11828-2019 FSC-klagomål.docx
+++ b/klagomål/A 11828-2019 FSC-klagomål.docx
@@ -872,7 +872,7 @@
     <w:r>
       <w:tab/>
       <w:tab/>
-      <w:t>2024-03-05</w:t>
+      <w:t>2024-03-06</w:t>
       <w:br/>
       <w:br/>
     </w:r>

--- a/klagomål/A 11828-2019 FSC-klagomål.docx
+++ b/klagomål/A 11828-2019 FSC-klagomål.docx
@@ -872,7 +872,7 @@
     <w:r>
       <w:tab/>
       <w:tab/>
-      <w:t>2024-03-06</w:t>
+      <w:t>2024-03-07</w:t>
       <w:br/>
       <w:br/>
     </w:r>

--- a/klagomål/A 11828-2019 FSC-klagomål.docx
+++ b/klagomål/A 11828-2019 FSC-klagomål.docx
@@ -872,7 +872,7 @@
     <w:r>
       <w:tab/>
       <w:tab/>
-      <w:t>2024-03-07</w:t>
+      <w:t>2024-03-08</w:t>
       <w:br/>
       <w:br/>
     </w:r>

--- a/klagomål/A 11828-2019 FSC-klagomål.docx
+++ b/klagomål/A 11828-2019 FSC-klagomål.docx
@@ -872,7 +872,7 @@
     <w:r>
       <w:tab/>
       <w:tab/>
-      <w:t>2024-03-08</w:t>
+      <w:t>2024-03-09</w:t>
       <w:br/>
       <w:br/>
     </w:r>

--- a/klagomål/A 11828-2019 FSC-klagomål.docx
+++ b/klagomål/A 11828-2019 FSC-klagomål.docx
@@ -872,7 +872,7 @@
     <w:r>
       <w:tab/>
       <w:tab/>
-      <w:t>2024-03-09</w:t>
+      <w:t>2024-03-10</w:t>
       <w:br/>
       <w:br/>
     </w:r>

--- a/klagomål/A 11828-2019 FSC-klagomål.docx
+++ b/klagomål/A 11828-2019 FSC-klagomål.docx
@@ -872,7 +872,7 @@
     <w:r>
       <w:tab/>
       <w:tab/>
-      <w:t>2024-03-10</w:t>
+      <w:t>2024-03-11</w:t>
       <w:br/>
       <w:br/>
     </w:r>

--- a/klagomål/A 11828-2019 FSC-klagomål.docx
+++ b/klagomål/A 11828-2019 FSC-klagomål.docx
@@ -872,7 +872,7 @@
     <w:r>
       <w:tab/>
       <w:tab/>
-      <w:t>2024-03-11</w:t>
+      <w:t>2024-03-12</w:t>
       <w:br/>
       <w:br/>
     </w:r>

--- a/klagomål/A 11828-2019 FSC-klagomål.docx
+++ b/klagomål/A 11828-2019 FSC-klagomål.docx
@@ -872,7 +872,7 @@
     <w:r>
       <w:tab/>
       <w:tab/>
-      <w:t>2024-03-12</w:t>
+      <w:t>2024-03-13</w:t>
       <w:br/>
       <w:br/>
     </w:r>
